--- a/JsonFile/Assets/Resources/Data/몬스터 집중전투 제안서.docx
+++ b/JsonFile/Assets/Resources/Data/몬스터 집중전투 제안서.docx
@@ -224,13 +224,7 @@
     </w:p>
     <w:p/>
     <w:p/>
-    <w:p>
-      <w:pPr>
-        <w:rPr>
-          <w:rFonts w:hint="eastAsia"/>
-        </w:rPr>
-      </w:pPr>
-    </w:p>
+    <w:p/>
     <w:p>
       <w:pPr>
         <w:rPr>
@@ -276,9 +270,6 @@
       <w:pPr>
         <w:pStyle w:val="a6"/>
         <w:ind w:left="641"/>
-        <w:rPr>
-          <w:rFonts w:hint="eastAsia"/>
-        </w:rPr>
       </w:pPr>
     </w:p>
     <w:p>
@@ -318,28 +309,829 @@
     </w:p>
     <w:p>
       <w:pPr>
-        <w:pStyle w:val="a6"/>
-        <w:rPr>
-          <w:rFonts w:hint="eastAsia"/>
-          <w:b/>
-          <w:bCs/>
-        </w:rPr>
-      </w:pPr>
-    </w:p>
-    <w:p>
-      <w:pPr>
-        <w:pStyle w:val="a6"/>
-        <w:numPr>
-          <w:ilvl w:val="3"/>
-          <w:numId w:val="2"/>
-        </w:numPr>
-        <w:ind w:left="641" w:hanging="357"/>
-        <w:rPr>
-          <w:rFonts w:hint="eastAsia"/>
-          <w:b/>
-          <w:bCs/>
-        </w:rPr>
-      </w:pPr>
+        <w:rPr>
+          <w:b/>
+          <w:bCs/>
+        </w:rPr>
+      </w:pPr>
+    </w:p>
+    <w:p>
+      <w:pPr>
+        <w:rPr>
+          <w:b/>
+          <w:bCs/>
+        </w:rPr>
+      </w:pPr>
+    </w:p>
+    <w:p>
+      <w:pPr>
+        <w:rPr>
+          <w:b/>
+          <w:bCs/>
+        </w:rPr>
+      </w:pPr>
+    </w:p>
+    <w:p>
+      <w:pPr>
+        <w:widowControl/>
+        <w:wordWrap/>
+        <w:autoSpaceDE/>
+        <w:autoSpaceDN/>
+        <w:rPr>
+          <w:b/>
+          <w:bCs/>
+        </w:rPr>
+      </w:pPr>
+      <w:r>
+        <w:rPr>
+          <w:b/>
+          <w:bCs/>
+        </w:rPr>
+        <w:br w:type="page"/>
+      </w:r>
+    </w:p>
+    <w:p>
+      <w:pPr>
+        <w:rPr>
+          <w:b/>
+          <w:bCs/>
+        </w:rPr>
+      </w:pPr>
+      <w:proofErr w:type="spellStart"/>
+      <w:r>
+        <w:rPr>
+          <w:rFonts w:hint="eastAsia"/>
+          <w:b/>
+          <w:bCs/>
+        </w:rPr>
+        <w:lastRenderedPageBreak/>
+        <w:t>프리펩</w:t>
+      </w:r>
+      <w:proofErr w:type="spellEnd"/>
+      <w:r>
+        <w:rPr>
+          <w:rFonts w:hint="eastAsia"/>
+          <w:b/>
+          <w:bCs/>
+        </w:rPr>
+        <w:t xml:space="preserve"> 필요 </w:t>
+      </w:r>
+      <w:proofErr w:type="spellStart"/>
+      <w:r>
+        <w:rPr>
+          <w:rFonts w:hint="eastAsia"/>
+          <w:b/>
+          <w:bCs/>
+        </w:rPr>
+        <w:t>스탯</w:t>
+      </w:r>
+      <w:proofErr w:type="spellEnd"/>
+    </w:p>
+    <w:p>
+      <w:pPr>
+        <w:rPr>
+          <w:b/>
+          <w:bCs/>
+        </w:rPr>
+      </w:pPr>
+      <w:r>
+        <w:rPr>
+          <w:b/>
+          <w:bCs/>
+        </w:rPr>
+        <w:t>M</w:t>
+      </w:r>
+      <w:r>
+        <w:rPr>
+          <w:rFonts w:hint="eastAsia"/>
+          <w:b/>
+          <w:bCs/>
+        </w:rPr>
+        <w:t xml:space="preserve">on id -&gt; 몬스터 마스터 시트에서 해당 id 몬스터의 필요한 공용 </w:t>
+      </w:r>
+      <w:proofErr w:type="spellStart"/>
+      <w:r>
+        <w:rPr>
+          <w:rFonts w:hint="eastAsia"/>
+          <w:b/>
+          <w:bCs/>
+        </w:rPr>
+        <w:t>스탯을</w:t>
+      </w:r>
+      <w:proofErr w:type="spellEnd"/>
+      <w:r>
+        <w:rPr>
+          <w:rFonts w:hint="eastAsia"/>
+          <w:b/>
+          <w:bCs/>
+        </w:rPr>
+        <w:t xml:space="preserve"> 가져온다.</w:t>
+      </w:r>
+    </w:p>
+    <w:p>
+      <w:pPr>
+        <w:rPr>
+          <w:b/>
+          <w:bCs/>
+        </w:rPr>
+      </w:pPr>
+      <w:r>
+        <w:rPr>
+          <w:rFonts w:hint="eastAsia"/>
+          <w:b/>
+          <w:bCs/>
+        </w:rPr>
+        <w:t xml:space="preserve">공용 </w:t>
+      </w:r>
+      <w:proofErr w:type="spellStart"/>
+      <w:r>
+        <w:rPr>
+          <w:rFonts w:hint="eastAsia"/>
+          <w:b/>
+          <w:bCs/>
+        </w:rPr>
+        <w:t>스탯</w:t>
+      </w:r>
+      <w:proofErr w:type="spellEnd"/>
+      <w:r>
+        <w:rPr>
+          <w:rFonts w:hint="eastAsia"/>
+          <w:b/>
+          <w:bCs/>
+        </w:rPr>
+        <w:t xml:space="preserve"> = </w:t>
+      </w:r>
+    </w:p>
+    <w:tbl>
+      <w:tblPr>
+        <w:tblStyle w:val="aa"/>
+        <w:tblW w:w="9130" w:type="dxa"/>
+        <w:tblLook w:val="04A0" w:firstRow="1" w:lastRow="0" w:firstColumn="1" w:lastColumn="0" w:noHBand="0" w:noVBand="1"/>
+      </w:tblPr>
+      <w:tblGrid>
+        <w:gridCol w:w="1052"/>
+        <w:gridCol w:w="827"/>
+        <w:gridCol w:w="905"/>
+        <w:gridCol w:w="871"/>
+        <w:gridCol w:w="1352"/>
+        <w:gridCol w:w="1054"/>
+        <w:gridCol w:w="1352"/>
+        <w:gridCol w:w="1054"/>
+        <w:gridCol w:w="808"/>
+        <w:gridCol w:w="852"/>
+      </w:tblGrid>
+      <w:tr>
+        <w:trPr>
+          <w:trHeight w:val="330"/>
+        </w:trPr>
+        <w:tc>
+          <w:tcPr>
+            <w:tcW w:w="947" w:type="dxa"/>
+            <w:noWrap/>
+            <w:hideMark/>
+          </w:tcPr>
+          <w:p>
+            <w:pPr>
+              <w:rPr>
+                <w:sz w:val="16"/>
+                <w:szCs w:val="16"/>
+              </w:rPr>
+            </w:pPr>
+            <w:proofErr w:type="spellStart"/>
+            <w:r>
+              <w:rPr>
+                <w:rFonts w:hint="eastAsia"/>
+                <w:sz w:val="16"/>
+                <w:szCs w:val="16"/>
+              </w:rPr>
+              <w:t>Mon_Name</w:t>
+            </w:r>
+            <w:proofErr w:type="spellEnd"/>
+          </w:p>
+        </w:tc>
+        <w:tc>
+          <w:tcPr>
+            <w:tcW w:w="751" w:type="dxa"/>
+            <w:noWrap/>
+            <w:hideMark/>
+          </w:tcPr>
+          <w:p>
+            <w:pPr>
+              <w:rPr>
+                <w:rFonts w:hint="eastAsia"/>
+                <w:sz w:val="16"/>
+                <w:szCs w:val="16"/>
+              </w:rPr>
+            </w:pPr>
+            <w:proofErr w:type="spellStart"/>
+            <w:r>
+              <w:rPr>
+                <w:rFonts w:hint="eastAsia"/>
+                <w:sz w:val="16"/>
+                <w:szCs w:val="16"/>
+              </w:rPr>
+              <w:t>Mon_HP</w:t>
+            </w:r>
+            <w:proofErr w:type="spellEnd"/>
+          </w:p>
+        </w:tc>
+        <w:tc>
+          <w:tcPr>
+            <w:tcW w:w="819" w:type="dxa"/>
+            <w:noWrap/>
+            <w:hideMark/>
+          </w:tcPr>
+          <w:p>
+            <w:pPr>
+              <w:rPr>
+                <w:rFonts w:hint="eastAsia"/>
+                <w:sz w:val="16"/>
+                <w:szCs w:val="16"/>
+              </w:rPr>
+            </w:pPr>
+            <w:proofErr w:type="spellStart"/>
+            <w:r>
+              <w:rPr>
+                <w:rFonts w:hint="eastAsia"/>
+                <w:sz w:val="16"/>
+                <w:szCs w:val="16"/>
+              </w:rPr>
+              <w:t>Mon_ATK</w:t>
+            </w:r>
+            <w:proofErr w:type="spellEnd"/>
+          </w:p>
+        </w:tc>
+        <w:tc>
+          <w:tcPr>
+            <w:tcW w:w="790" w:type="dxa"/>
+            <w:noWrap/>
+            <w:hideMark/>
+          </w:tcPr>
+          <w:p>
+            <w:pPr>
+              <w:rPr>
+                <w:rFonts w:hint="eastAsia"/>
+                <w:sz w:val="16"/>
+                <w:szCs w:val="16"/>
+              </w:rPr>
+            </w:pPr>
+            <w:proofErr w:type="spellStart"/>
+            <w:r>
+              <w:rPr>
+                <w:rFonts w:hint="eastAsia"/>
+                <w:sz w:val="16"/>
+                <w:szCs w:val="16"/>
+              </w:rPr>
+              <w:t>Mon_Def</w:t>
+            </w:r>
+            <w:proofErr w:type="spellEnd"/>
+          </w:p>
+        </w:tc>
+        <w:tc>
+          <w:tcPr>
+            <w:tcW w:w="1209" w:type="dxa"/>
+            <w:noWrap/>
+            <w:hideMark/>
+          </w:tcPr>
+          <w:p>
+            <w:pPr>
+              <w:rPr>
+                <w:rFonts w:hint="eastAsia"/>
+                <w:sz w:val="16"/>
+                <w:szCs w:val="16"/>
+              </w:rPr>
+            </w:pPr>
+            <w:r>
+              <w:rPr>
+                <w:rFonts w:hint="eastAsia"/>
+                <w:sz w:val="16"/>
+                <w:szCs w:val="16"/>
+              </w:rPr>
+              <w:t>MonPas_Effect1</w:t>
+            </w:r>
+          </w:p>
+        </w:tc>
+        <w:tc>
+          <w:tcPr>
+            <w:tcW w:w="949" w:type="dxa"/>
+            <w:noWrap/>
+            <w:hideMark/>
+          </w:tcPr>
+          <w:p>
+            <w:pPr>
+              <w:rPr>
+                <w:rFonts w:hint="eastAsia"/>
+                <w:sz w:val="16"/>
+                <w:szCs w:val="16"/>
+              </w:rPr>
+            </w:pPr>
+            <w:r>
+              <w:rPr>
+                <w:rFonts w:hint="eastAsia"/>
+                <w:sz w:val="16"/>
+                <w:szCs w:val="16"/>
+              </w:rPr>
+              <w:t>Effect1_Stat</w:t>
+            </w:r>
+          </w:p>
+        </w:tc>
+        <w:tc>
+          <w:tcPr>
+            <w:tcW w:w="1209" w:type="dxa"/>
+            <w:noWrap/>
+            <w:hideMark/>
+          </w:tcPr>
+          <w:p>
+            <w:pPr>
+              <w:rPr>
+                <w:rFonts w:hint="eastAsia"/>
+                <w:sz w:val="16"/>
+                <w:szCs w:val="16"/>
+              </w:rPr>
+            </w:pPr>
+            <w:r>
+              <w:rPr>
+                <w:rFonts w:hint="eastAsia"/>
+                <w:sz w:val="16"/>
+                <w:szCs w:val="16"/>
+              </w:rPr>
+              <w:t>MonPas_Effect2</w:t>
+            </w:r>
+          </w:p>
+        </w:tc>
+        <w:tc>
+          <w:tcPr>
+            <w:tcW w:w="949" w:type="dxa"/>
+            <w:noWrap/>
+            <w:hideMark/>
+          </w:tcPr>
+          <w:p>
+            <w:pPr>
+              <w:rPr>
+                <w:rFonts w:hint="eastAsia"/>
+                <w:sz w:val="16"/>
+                <w:szCs w:val="16"/>
+              </w:rPr>
+            </w:pPr>
+            <w:r>
+              <w:rPr>
+                <w:rFonts w:hint="eastAsia"/>
+                <w:sz w:val="16"/>
+                <w:szCs w:val="16"/>
+              </w:rPr>
+              <w:t>Effect2_Stat</w:t>
+            </w:r>
+          </w:p>
+        </w:tc>
+        <w:tc>
+          <w:tcPr>
+            <w:tcW w:w="734" w:type="dxa"/>
+            <w:noWrap/>
+            <w:hideMark/>
+          </w:tcPr>
+          <w:p>
+            <w:pPr>
+              <w:rPr>
+                <w:rFonts w:hint="eastAsia"/>
+                <w:sz w:val="16"/>
+                <w:szCs w:val="16"/>
+              </w:rPr>
+            </w:pPr>
+            <w:proofErr w:type="spellStart"/>
+            <w:r>
+              <w:rPr>
+                <w:rFonts w:hint="eastAsia"/>
+                <w:sz w:val="16"/>
+                <w:szCs w:val="16"/>
+              </w:rPr>
+              <w:t>Get_EXP</w:t>
+            </w:r>
+            <w:proofErr w:type="spellEnd"/>
+          </w:p>
+        </w:tc>
+        <w:tc>
+          <w:tcPr>
+            <w:tcW w:w="773" w:type="dxa"/>
+            <w:noWrap/>
+            <w:hideMark/>
+          </w:tcPr>
+          <w:p>
+            <w:pPr>
+              <w:rPr>
+                <w:rFonts w:hint="eastAsia"/>
+                <w:sz w:val="16"/>
+                <w:szCs w:val="16"/>
+              </w:rPr>
+            </w:pPr>
+            <w:proofErr w:type="spellStart"/>
+            <w:r>
+              <w:rPr>
+                <w:rFonts w:hint="eastAsia"/>
+                <w:sz w:val="16"/>
+                <w:szCs w:val="16"/>
+              </w:rPr>
+              <w:t>Get_Soul</w:t>
+            </w:r>
+            <w:proofErr w:type="spellEnd"/>
+          </w:p>
+        </w:tc>
+      </w:tr>
+    </w:tbl>
+    <w:p>
+      <w:pPr>
+        <w:rPr>
+          <w:b/>
+          <w:bCs/>
+        </w:rPr>
+      </w:pPr>
+    </w:p>
+    <w:p>
+      <w:pPr>
+        <w:rPr>
+          <w:b/>
+          <w:bCs/>
+        </w:rPr>
+      </w:pPr>
+      <w:r>
+        <w:rPr>
+          <w:rFonts w:hint="eastAsia"/>
+          <w:b/>
+          <w:bCs/>
+        </w:rPr>
+        <w:t xml:space="preserve">부위를 내가 추가 삭제 가능 </w:t>
+      </w:r>
+    </w:p>
+    <w:p>
+      <w:pPr>
+        <w:rPr>
+          <w:b/>
+          <w:bCs/>
+        </w:rPr>
+      </w:pPr>
+      <w:r>
+        <w:rPr>
+          <w:rFonts w:hint="eastAsia"/>
+          <w:b/>
+          <w:bCs/>
+        </w:rPr>
+        <w:t>부위를 터치반응 부위 지정</w:t>
+      </w:r>
+    </w:p>
+    <w:p>
+      <w:pPr>
+        <w:rPr>
+          <w:rFonts w:hint="eastAsia"/>
+        </w:rPr>
+      </w:pPr>
+      <w:r>
+        <w:rPr>
+          <w:rFonts w:hint="eastAsia"/>
+          <w:b/>
+          <w:bCs/>
+        </w:rPr>
+        <w:t>때리고 싶은 부위를 터치 후 지정한다음 공격버튼 누름 -&gt;</w:t>
+      </w:r>
+      <w:r>
+        <w:rPr>
+          <w:b/>
+          <w:bCs/>
+        </w:rPr>
+        <w:br/>
+      </w:r>
+      <w:r>
+        <w:rPr>
+          <w:rFonts w:hint="eastAsia"/>
+        </w:rPr>
+        <w:t xml:space="preserve">실수방지 터치를 </w:t>
+      </w:r>
+      <w:proofErr w:type="gramStart"/>
+      <w:r>
+        <w:rPr>
+          <w:rFonts w:hint="eastAsia"/>
+        </w:rPr>
+        <w:t>실수 해서</w:t>
+      </w:r>
+      <w:proofErr w:type="gramEnd"/>
+      <w:r>
+        <w:rPr>
+          <w:rFonts w:hint="eastAsia"/>
+        </w:rPr>
+        <w:t xml:space="preserve"> 공격해 </w:t>
+      </w:r>
+      <w:proofErr w:type="spellStart"/>
+      <w:r>
+        <w:rPr>
+          <w:rFonts w:hint="eastAsia"/>
+        </w:rPr>
+        <w:t>기분나쁠일은</w:t>
+      </w:r>
+      <w:proofErr w:type="spellEnd"/>
+      <w:r>
+        <w:rPr>
+          <w:rFonts w:hint="eastAsia"/>
+        </w:rPr>
+        <w:t xml:space="preserve"> 줄어든다.</w:t>
+      </w:r>
+    </w:p>
+    <w:p>
+      <w:pPr>
+        <w:rPr>
+          <w:b/>
+          <w:bCs/>
+        </w:rPr>
+      </w:pPr>
+      <w:r>
+        <w:rPr>
+          <w:rFonts w:hint="eastAsia"/>
+          <w:b/>
+          <w:bCs/>
+        </w:rPr>
+        <w:t>공격 버튼</w:t>
+      </w:r>
+    </w:p>
+    <w:p>
+      <w:pPr>
+        <w:rPr>
+          <w:b/>
+          <w:bCs/>
+        </w:rPr>
+      </w:pPr>
+      <w:r>
+        <w:rPr>
+          <w:rFonts w:hint="eastAsia"/>
+          <w:b/>
+          <w:bCs/>
+        </w:rPr>
+        <w:t xml:space="preserve">그 부위 별 체력 -&gt; </w:t>
+      </w:r>
+      <w:r>
+        <w:rPr>
+          <w:rFonts w:hint="eastAsia"/>
+        </w:rPr>
+        <w:t xml:space="preserve">각 부위를 때리면 본체의 체력 </w:t>
+      </w:r>
+      <w:r>
+        <w:rPr>
+          <w:rFonts w:hint="eastAsia"/>
+        </w:rPr>
+        <w:t xml:space="preserve">도 같이 </w:t>
+      </w:r>
+      <w:proofErr w:type="spellStart"/>
+      <w:r>
+        <w:rPr>
+          <w:rFonts w:hint="eastAsia"/>
+        </w:rPr>
+        <w:t>깍인다</w:t>
+      </w:r>
+      <w:proofErr w:type="spellEnd"/>
+    </w:p>
+    <w:p>
+      <w:pPr>
+        <w:rPr>
+          <w:b/>
+          <w:bCs/>
+        </w:rPr>
+      </w:pPr>
+      <w:r>
+        <w:rPr>
+          <w:rFonts w:hint="eastAsia"/>
+          <w:b/>
+          <w:bCs/>
+        </w:rPr>
+        <w:t xml:space="preserve">부위용 체력 </w:t>
+      </w:r>
+      <w:r>
+        <w:rPr>
+          <w:rFonts w:hint="eastAsia"/>
+        </w:rPr>
+        <w:t>= 부위파괴용이지 별개로 추가되는 체력이 아님</w:t>
+      </w:r>
+    </w:p>
+    <w:p>
+      <w:r>
+        <w:rPr>
+          <w:rFonts w:hint="eastAsia"/>
+        </w:rPr>
+        <w:t xml:space="preserve">부위파괴시 몬스터마다 효과가 다르다면? 이거는 태경이가 일일이 추가하는 걸로 </w:t>
+      </w:r>
+      <w:r>
+        <w:br/>
+      </w:r>
+      <w:r>
+        <w:rPr>
+          <w:rFonts w:hint="eastAsia"/>
+        </w:rPr>
+        <w:t xml:space="preserve">몬스터 </w:t>
+      </w:r>
+      <w:proofErr w:type="spellStart"/>
+      <w:r>
+        <w:rPr>
+          <w:rFonts w:hint="eastAsia"/>
+        </w:rPr>
+        <w:t>프리펩마다</w:t>
+      </w:r>
+      <w:proofErr w:type="spellEnd"/>
+      <w:r>
+        <w:rPr>
+          <w:rFonts w:hint="eastAsia"/>
+        </w:rPr>
+        <w:t xml:space="preserve"> 수정하면 될 듯</w:t>
+      </w:r>
+    </w:p>
+    <w:p>
+      <w:pPr>
+        <w:rPr>
+          <w:b/>
+          <w:bCs/>
+        </w:rPr>
+      </w:pPr>
+      <w:r>
+        <w:rPr>
+          <w:rFonts w:hint="eastAsia"/>
+          <w:b/>
+          <w:bCs/>
+        </w:rPr>
+        <w:t xml:space="preserve">파츠 분리해서 </w:t>
+      </w:r>
+      <w:proofErr w:type="spellStart"/>
+      <w:r>
+        <w:rPr>
+          <w:rFonts w:hint="eastAsia"/>
+          <w:b/>
+          <w:bCs/>
+        </w:rPr>
+        <w:t>주잖아</w:t>
+      </w:r>
+      <w:proofErr w:type="spellEnd"/>
+      <w:r>
+        <w:rPr>
+          <w:rFonts w:hint="eastAsia"/>
+          <w:b/>
+          <w:bCs/>
+        </w:rPr>
+        <w:t xml:space="preserve"> 파츠마다 </w:t>
+      </w:r>
+      <w:proofErr w:type="spellStart"/>
+      <w:r>
+        <w:rPr>
+          <w:rFonts w:hint="eastAsia"/>
+          <w:b/>
+          <w:bCs/>
+        </w:rPr>
+        <w:t>이름있잖아</w:t>
+      </w:r>
+      <w:proofErr w:type="spellEnd"/>
+      <w:r>
+        <w:rPr>
+          <w:rFonts w:hint="eastAsia"/>
+          <w:b/>
+          <w:bCs/>
+        </w:rPr>
+        <w:t xml:space="preserve"> 몬스터 그래픽 </w:t>
+      </w:r>
+      <w:proofErr w:type="spellStart"/>
+      <w:r>
+        <w:rPr>
+          <w:rFonts w:hint="eastAsia"/>
+          <w:b/>
+          <w:bCs/>
+        </w:rPr>
+        <w:t>파츠별로있지</w:t>
+      </w:r>
+      <w:proofErr w:type="spellEnd"/>
+    </w:p>
+    <w:p>
+      <w:pPr>
+        <w:rPr>
+          <w:b/>
+          <w:bCs/>
+        </w:rPr>
+      </w:pPr>
+      <w:r>
+        <w:rPr>
+          <w:rFonts w:hint="eastAsia"/>
+          <w:b/>
+          <w:bCs/>
+        </w:rPr>
+        <w:t xml:space="preserve">그거를 터치 </w:t>
+      </w:r>
+      <w:proofErr w:type="spellStart"/>
+      <w:r>
+        <w:rPr>
+          <w:rFonts w:hint="eastAsia"/>
+          <w:b/>
+          <w:bCs/>
+        </w:rPr>
+        <w:t>콜라이더칸을</w:t>
+      </w:r>
+      <w:proofErr w:type="spellEnd"/>
+      <w:r>
+        <w:rPr>
+          <w:rFonts w:hint="eastAsia"/>
+          <w:b/>
+          <w:bCs/>
+        </w:rPr>
+        <w:t xml:space="preserve"> 비워두고 </w:t>
+      </w:r>
+      <w:proofErr w:type="spellStart"/>
+      <w:r>
+        <w:rPr>
+          <w:rFonts w:hint="eastAsia"/>
+          <w:b/>
+          <w:bCs/>
+        </w:rPr>
+        <w:t>파츠그래픽을</w:t>
+      </w:r>
+      <w:proofErr w:type="spellEnd"/>
+      <w:r>
+        <w:rPr>
+          <w:rFonts w:hint="eastAsia"/>
+          <w:b/>
+          <w:bCs/>
+        </w:rPr>
+        <w:t xml:space="preserve"> </w:t>
+      </w:r>
+      <w:proofErr w:type="spellStart"/>
+      <w:r>
+        <w:rPr>
+          <w:rFonts w:hint="eastAsia"/>
+          <w:b/>
+          <w:bCs/>
+        </w:rPr>
+        <w:t>끌어다가</w:t>
+      </w:r>
+      <w:proofErr w:type="spellEnd"/>
+      <w:r>
+        <w:rPr>
+          <w:rFonts w:hint="eastAsia"/>
+          <w:b/>
+          <w:bCs/>
+        </w:rPr>
+        <w:t xml:space="preserve"> </w:t>
+      </w:r>
+      <w:proofErr w:type="spellStart"/>
+      <w:r>
+        <w:rPr>
+          <w:rFonts w:hint="eastAsia"/>
+          <w:b/>
+          <w:bCs/>
+        </w:rPr>
+        <w:t>저기넣으면</w:t>
+      </w:r>
+      <w:proofErr w:type="spellEnd"/>
+      <w:r>
+        <w:rPr>
+          <w:rFonts w:hint="eastAsia"/>
+          <w:b/>
+          <w:bCs/>
+        </w:rPr>
+        <w:t xml:space="preserve"> 자동 할당</w:t>
+      </w:r>
+    </w:p>
+    <w:p>
+      <w:pPr>
+        <w:rPr>
+          <w:rFonts w:hint="eastAsia"/>
+          <w:b/>
+          <w:bCs/>
+        </w:rPr>
+      </w:pPr>
+      <w:r>
+        <w:rPr>
+          <w:rFonts w:hint="eastAsia"/>
+          <w:b/>
+          <w:bCs/>
+        </w:rPr>
+        <w:t xml:space="preserve">우리가 </w:t>
+      </w:r>
+      <w:proofErr w:type="spellStart"/>
+      <w:r>
+        <w:rPr>
+          <w:rFonts w:hint="eastAsia"/>
+          <w:b/>
+          <w:bCs/>
+        </w:rPr>
+        <w:t>일일지정할</w:t>
+      </w:r>
+      <w:proofErr w:type="spellEnd"/>
+      <w:r>
+        <w:rPr>
+          <w:rFonts w:hint="eastAsia"/>
+          <w:b/>
+          <w:bCs/>
+        </w:rPr>
+        <w:t xml:space="preserve"> 필요도 없고 </w:t>
+      </w:r>
+      <w:proofErr w:type="spellStart"/>
+      <w:r>
+        <w:rPr>
+          <w:rFonts w:hint="eastAsia"/>
+          <w:b/>
+          <w:bCs/>
+        </w:rPr>
+        <w:t>시간도아끼고</w:t>
+      </w:r>
+      <w:proofErr w:type="spellEnd"/>
     </w:p>
     <w:sectPr>
       <w:pgSz w:w="11906" w:h="16838"/>
@@ -537,11 +1329,103 @@
       </w:pPr>
     </w:lvl>
   </w:abstractNum>
+  <w:abstractNum w:abstractNumId="2" w15:restartNumberingAfterBreak="0">
+    <w:nsid w:val="7EAB29F2"/>
+    <w:multiLevelType w:val="hybridMultilevel"/>
+    <w:tmpl w:val="13B4489A"/>
+    <w:lvl w:ilvl="0" w:tplc="BFBE5332">
+      <w:start w:val="1"/>
+      <w:numFmt w:val="decimal"/>
+      <w:lvlText w:val="%1."/>
+      <w:lvlJc w:val="left"/>
+      <w:pPr>
+        <w:ind w:left="800" w:hanging="360"/>
+      </w:pPr>
+      <w:rPr>
+        <w:rFonts w:hint="default"/>
+      </w:rPr>
+    </w:lvl>
+    <w:lvl w:ilvl="1" w:tplc="04090019" w:tentative="1">
+      <w:start w:val="1"/>
+      <w:numFmt w:val="upperLetter"/>
+      <w:lvlText w:val="%2."/>
+      <w:lvlJc w:val="left"/>
+      <w:pPr>
+        <w:ind w:left="1320" w:hanging="440"/>
+      </w:pPr>
+    </w:lvl>
+    <w:lvl w:ilvl="2" w:tplc="0409001B" w:tentative="1">
+      <w:start w:val="1"/>
+      <w:numFmt w:val="lowerRoman"/>
+      <w:lvlText w:val="%3."/>
+      <w:lvlJc w:val="right"/>
+      <w:pPr>
+        <w:ind w:left="1760" w:hanging="440"/>
+      </w:pPr>
+    </w:lvl>
+    <w:lvl w:ilvl="3" w:tplc="0409000F" w:tentative="1">
+      <w:start w:val="1"/>
+      <w:numFmt w:val="decimal"/>
+      <w:lvlText w:val="%4."/>
+      <w:lvlJc w:val="left"/>
+      <w:pPr>
+        <w:ind w:left="2200" w:hanging="440"/>
+      </w:pPr>
+    </w:lvl>
+    <w:lvl w:ilvl="4" w:tplc="04090019" w:tentative="1">
+      <w:start w:val="1"/>
+      <w:numFmt w:val="upperLetter"/>
+      <w:lvlText w:val="%5."/>
+      <w:lvlJc w:val="left"/>
+      <w:pPr>
+        <w:ind w:left="2640" w:hanging="440"/>
+      </w:pPr>
+    </w:lvl>
+    <w:lvl w:ilvl="5" w:tplc="0409001B" w:tentative="1">
+      <w:start w:val="1"/>
+      <w:numFmt w:val="lowerRoman"/>
+      <w:lvlText w:val="%6."/>
+      <w:lvlJc w:val="right"/>
+      <w:pPr>
+        <w:ind w:left="3080" w:hanging="440"/>
+      </w:pPr>
+    </w:lvl>
+    <w:lvl w:ilvl="6" w:tplc="0409000F" w:tentative="1">
+      <w:start w:val="1"/>
+      <w:numFmt w:val="decimal"/>
+      <w:lvlText w:val="%7."/>
+      <w:lvlJc w:val="left"/>
+      <w:pPr>
+        <w:ind w:left="3520" w:hanging="440"/>
+      </w:pPr>
+    </w:lvl>
+    <w:lvl w:ilvl="7" w:tplc="04090019" w:tentative="1">
+      <w:start w:val="1"/>
+      <w:numFmt w:val="upperLetter"/>
+      <w:lvlText w:val="%8."/>
+      <w:lvlJc w:val="left"/>
+      <w:pPr>
+        <w:ind w:left="3960" w:hanging="440"/>
+      </w:pPr>
+    </w:lvl>
+    <w:lvl w:ilvl="8" w:tplc="0409001B" w:tentative="1">
+      <w:start w:val="1"/>
+      <w:numFmt w:val="lowerRoman"/>
+      <w:lvlText w:val="%9."/>
+      <w:lvlJc w:val="right"/>
+      <w:pPr>
+        <w:ind w:left="4400" w:hanging="440"/>
+      </w:pPr>
+    </w:lvl>
+  </w:abstractNum>
   <w:num w:numId="1" w16cid:durableId="937374816">
     <w:abstractNumId w:val="0"/>
   </w:num>
   <w:num w:numId="2" w16cid:durableId="1857691411">
     <w:abstractNumId w:val="1"/>
+  </w:num>
+  <w:num w:numId="3" w16cid:durableId="708527190">
+    <w:abstractNumId w:val="2"/>
   </w:num>
 </w:numbering>
 </file>
@@ -1153,7 +2037,6 @@
   <w:style w:type="character" w:default="1" w:styleId="a0">
     <w:name w:val="Default Paragraph Font"/>
     <w:uiPriority w:val="1"/>
-    <w:semiHidden/>
     <w:unhideWhenUsed/>
   </w:style>
   <w:style w:type="table" w:default="1" w:styleId="a1">
@@ -1461,6 +2344,25 @@
       <w:color w:val="0F4761" w:themeColor="accent1" w:themeShade="BF"/>
       <w:spacing w:val="5"/>
     </w:rPr>
+  </w:style>
+  <w:style w:type="table" w:styleId="aa">
+    <w:name w:val="Table Grid"/>
+    <w:basedOn w:val="a1"/>
+    <w:uiPriority w:val="39"/>
+    <w:rsid w:val="00DF16BC"/>
+    <w:pPr>
+      <w:spacing w:after="0"/>
+    </w:pPr>
+    <w:tblPr>
+      <w:tblBorders>
+        <w:top w:val="single" w:sz="4" w:space="0" w:color="auto"/>
+        <w:left w:val="single" w:sz="4" w:space="0" w:color="auto"/>
+        <w:bottom w:val="single" w:sz="4" w:space="0" w:color="auto"/>
+        <w:right w:val="single" w:sz="4" w:space="0" w:color="auto"/>
+        <w:insideH w:val="single" w:sz="4" w:space="0" w:color="auto"/>
+        <w:insideV w:val="single" w:sz="4" w:space="0" w:color="auto"/>
+      </w:tblBorders>
+    </w:tblPr>
   </w:style>
 </w:styles>
 </file>
